--- a/Euree_Balanced/temp/Euree_Balanced-Monthly-2026-2-20-Cover.docx
+++ b/Euree_Balanced/temp/Euree_Balanced-Monthly-2026-2-20-Cover.docx
@@ -10697,7 +10697,7 @@
 </file>
 
 <file path=customXml/itemProps1.xml><?xml version="1.0" encoding="utf-8"?>
-<ds:datastoreItem xmlns:ds="http://schemas.openxmlformats.org/officeDocument/2006/customXml" ds:itemID="{3038EE31-1C20-4AC1-9DC8-C9961CBFA6C6}"/>
+<ds:datastoreItem xmlns:ds="http://schemas.openxmlformats.org/officeDocument/2006/customXml" ds:itemID="{D9E803BD-5BAE-4566-9A1A-63C51E556242}"/>
 </file>
 
 <file path=customXml/itemProps2.xml><?xml version="1.0" encoding="utf-8"?>
